--- a/MATLAB/Exp2.docx
+++ b/MATLAB/Exp2.docx
@@ -54,77 +54,27 @@
           <w:lang w:val="en-US"/>
         </w:rPr>
       </w:pPr>
-      <w:proofErr w:type="spellStart"/>
-      <w:r>
-        <w:rPr>
-          <w:rFonts w:ascii="Times New Roman" w:hAnsi="Times New Roman" w:cs="Times New Roman"/>
-          <w:lang w:val="en-US"/>
-        </w:rPr>
-        <w:t>i</w:t>
-      </w:r>
-      <w:proofErr w:type="spellEnd"/>
-      <w:r>
-        <w:rPr>
-          <w:rFonts w:ascii="Times New Roman" w:hAnsi="Times New Roman" w:cs="Times New Roman"/>
-          <w:lang w:val="en-US"/>
-        </w:rPr>
-        <w:t xml:space="preserve">) To generate and </w:t>
-      </w:r>
-      <w:proofErr w:type="spellStart"/>
-      <w:r>
-        <w:rPr>
-          <w:rFonts w:ascii="Times New Roman" w:hAnsi="Times New Roman" w:cs="Times New Roman"/>
-          <w:lang w:val="en-US"/>
-        </w:rPr>
-        <w:t>analyse</w:t>
-      </w:r>
-      <w:proofErr w:type="spellEnd"/>
-      <w:r>
-        <w:rPr>
-          <w:rFonts w:ascii="Times New Roman" w:hAnsi="Times New Roman" w:cs="Times New Roman"/>
-          <w:lang w:val="en-US"/>
-        </w:rPr>
-        <w:t xml:space="preserve"> the Vestigial Sideband (VSB) modulated signal by performing DSB-SC modulation and applying a suitable filter using MATLAB.</w:t>
-      </w:r>
-    </w:p>
-    <w:p>
-      <w:pPr>
-        <w:rPr>
-          <w:rFonts w:ascii="Times New Roman" w:hAnsi="Times New Roman" w:cs="Times New Roman"/>
-          <w:lang w:val="en-US"/>
-        </w:rPr>
-      </w:pPr>
-      <w:proofErr w:type="spellStart"/>
-      <w:r>
-        <w:rPr>
-          <w:rFonts w:ascii="Times New Roman" w:hAnsi="Times New Roman" w:cs="Times New Roman"/>
-          <w:lang w:val="en-US"/>
-        </w:rPr>
-        <w:t>Ii</w:t>
-      </w:r>
-      <w:proofErr w:type="spellEnd"/>
-      <w:r>
-        <w:rPr>
-          <w:rFonts w:ascii="Times New Roman" w:hAnsi="Times New Roman" w:cs="Times New Roman"/>
-          <w:lang w:val="en-US"/>
-        </w:rPr>
-        <w:t xml:space="preserve">)  To implement coherent modulation and recover the original message signal from the VSB signal, and compare the transmitted and </w:t>
-      </w:r>
-      <w:proofErr w:type="spellStart"/>
-      <w:r>
-        <w:rPr>
-          <w:rFonts w:ascii="Times New Roman" w:hAnsi="Times New Roman" w:cs="Times New Roman"/>
-          <w:lang w:val="en-US"/>
-        </w:rPr>
-        <w:t>recoverd</w:t>
-      </w:r>
-      <w:proofErr w:type="spellEnd"/>
-      <w:r>
-        <w:rPr>
-          <w:rFonts w:ascii="Times New Roman" w:hAnsi="Times New Roman" w:cs="Times New Roman"/>
-          <w:lang w:val="en-US"/>
-        </w:rPr>
-        <w:t xml:space="preserve"> waveforms.</w:t>
+      <w:r>
+        <w:rPr>
+          <w:rFonts w:ascii="Times New Roman" w:hAnsi="Times New Roman" w:cs="Times New Roman"/>
+          <w:lang w:val="en-US"/>
+        </w:rPr>
+        <w:t>i) To generate and analyse the Vestigial Sideband (VSB) modulated signal by performing DSB-SC modulation and applying a suitable filter using MATLAB.</w:t>
+      </w:r>
+    </w:p>
+    <w:p>
+      <w:pPr>
+        <w:rPr>
+          <w:rFonts w:ascii="Times New Roman" w:hAnsi="Times New Roman" w:cs="Times New Roman"/>
+          <w:lang w:val="en-US"/>
+        </w:rPr>
+      </w:pPr>
+      <w:r>
+        <w:rPr>
+          <w:rFonts w:ascii="Times New Roman" w:hAnsi="Times New Roman" w:cs="Times New Roman"/>
+          <w:lang w:val="en-US"/>
+        </w:rPr>
+        <w:t>Ii)  To implement coherent modulation and recover the original message signal from the VSB signal, and compare the transmitted and recoverd waveforms.</w:t>
       </w:r>
     </w:p>
     <w:p>
@@ -149,21 +99,12 @@
           <w:lang w:val="en-US"/>
         </w:rPr>
       </w:pPr>
-      <w:proofErr w:type="spellStart"/>
-      <w:r>
-        <w:rPr>
-          <w:rFonts w:ascii="Times New Roman" w:hAnsi="Times New Roman" w:cs="Times New Roman"/>
-          <w:lang w:val="en-US"/>
-        </w:rPr>
-        <w:t>clc</w:t>
-      </w:r>
-      <w:proofErr w:type="spellEnd"/>
-      <w:r>
-        <w:rPr>
-          <w:rFonts w:ascii="Times New Roman" w:hAnsi="Times New Roman" w:cs="Times New Roman"/>
-          <w:lang w:val="en-US"/>
-        </w:rPr>
-        <w:t>;</w:t>
+      <w:r>
+        <w:rPr>
+          <w:rFonts w:ascii="Times New Roman" w:hAnsi="Times New Roman" w:cs="Times New Roman"/>
+          <w:lang w:val="en-US"/>
+        </w:rPr>
+        <w:t>clc;</w:t>
       </w:r>
     </w:p>
     <w:p>
@@ -256,21 +197,12 @@
           <w:lang w:val="en-US"/>
         </w:rPr>
       </w:pPr>
-      <w:proofErr w:type="spellStart"/>
-      <w:r>
-        <w:rPr>
-          <w:rFonts w:ascii="Times New Roman" w:hAnsi="Times New Roman" w:cs="Times New Roman"/>
-          <w:lang w:val="en-US"/>
-        </w:rPr>
-        <w:t>fm</w:t>
-      </w:r>
-      <w:proofErr w:type="spellEnd"/>
-      <w:r>
-        <w:rPr>
-          <w:rFonts w:ascii="Times New Roman" w:hAnsi="Times New Roman" w:cs="Times New Roman"/>
-          <w:lang w:val="en-US"/>
-        </w:rPr>
-        <w:t xml:space="preserve"> = 1000;</w:t>
+      <w:r>
+        <w:rPr>
+          <w:rFonts w:ascii="Times New Roman" w:hAnsi="Times New Roman" w:cs="Times New Roman"/>
+          <w:lang w:val="en-US"/>
+        </w:rPr>
+        <w:t>fm = 1000;</w:t>
       </w:r>
     </w:p>
     <w:p>
@@ -399,23 +331,7 @@
           <w:rFonts w:ascii="Times New Roman" w:hAnsi="Times New Roman" w:cs="Times New Roman"/>
           <w:lang w:val="en-US"/>
         </w:rPr>
-        <w:t>m = Am*cos(2*pi*</w:t>
-      </w:r>
-      <w:proofErr w:type="spellStart"/>
-      <w:r>
-        <w:rPr>
-          <w:rFonts w:ascii="Times New Roman" w:hAnsi="Times New Roman" w:cs="Times New Roman"/>
-          <w:lang w:val="en-US"/>
-        </w:rPr>
-        <w:t>fm</w:t>
-      </w:r>
-      <w:proofErr w:type="spellEnd"/>
-      <w:r>
-        <w:rPr>
-          <w:rFonts w:ascii="Times New Roman" w:hAnsi="Times New Roman" w:cs="Times New Roman"/>
-          <w:lang w:val="en-US"/>
-        </w:rPr>
-        <w:t>*t);</w:t>
+        <w:t>m = Am*cos(2*pi*fm*t);</w:t>
       </w:r>
     </w:p>
     <w:p>
@@ -492,39 +408,7 @@
           <w:rFonts w:ascii="Times New Roman" w:hAnsi="Times New Roman" w:cs="Times New Roman"/>
           <w:lang w:val="en-US"/>
         </w:rPr>
-        <w:t>s = Ac*(1 + mu*cos(2*pi*</w:t>
-      </w:r>
-      <w:proofErr w:type="spellStart"/>
-      <w:r>
-        <w:rPr>
-          <w:rFonts w:ascii="Times New Roman" w:hAnsi="Times New Roman" w:cs="Times New Roman"/>
-          <w:lang w:val="en-US"/>
-        </w:rPr>
-        <w:t>fm</w:t>
-      </w:r>
-      <w:proofErr w:type="spellEnd"/>
-      <w:r>
-        <w:rPr>
-          <w:rFonts w:ascii="Times New Roman" w:hAnsi="Times New Roman" w:cs="Times New Roman"/>
-          <w:lang w:val="en-US"/>
-        </w:rPr>
-        <w:t>*t)</w:t>
-      </w:r>
-      <w:proofErr w:type="gramStart"/>
-      <w:r>
-        <w:rPr>
-          <w:rFonts w:ascii="Times New Roman" w:hAnsi="Times New Roman" w:cs="Times New Roman"/>
-          <w:lang w:val="en-US"/>
-        </w:rPr>
-        <w:t>).*</w:t>
-      </w:r>
-      <w:proofErr w:type="gramEnd"/>
-      <w:r>
-        <w:rPr>
-          <w:rFonts w:ascii="Times New Roman" w:hAnsi="Times New Roman" w:cs="Times New Roman"/>
-          <w:lang w:val="en-US"/>
-        </w:rPr>
-        <w:t>cos(2*pi*fc*t);</w:t>
+        <w:t>s = Ac*(1 + mu*cos(2*pi*fm*t)).*cos(2*pi*fc*t);</w:t>
       </w:r>
     </w:p>
     <w:p>
@@ -615,41 +499,7 @@
           <w:rFonts w:ascii="Times New Roman" w:hAnsi="Times New Roman" w:cs="Times New Roman"/>
           <w:lang w:val="en-US"/>
         </w:rPr>
-        <w:t>[</w:t>
-      </w:r>
-      <w:proofErr w:type="spellStart"/>
-      <w:proofErr w:type="gramStart"/>
-      <w:r>
-        <w:rPr>
-          <w:rFonts w:ascii="Times New Roman" w:hAnsi="Times New Roman" w:cs="Times New Roman"/>
-          <w:lang w:val="en-US"/>
-        </w:rPr>
-        <w:t>b,a</w:t>
-      </w:r>
-      <w:proofErr w:type="spellEnd"/>
-      <w:proofErr w:type="gramEnd"/>
-      <w:r>
-        <w:rPr>
-          <w:rFonts w:ascii="Times New Roman" w:hAnsi="Times New Roman" w:cs="Times New Roman"/>
-          <w:lang w:val="en-US"/>
-        </w:rPr>
-        <w:t xml:space="preserve">] = </w:t>
-      </w:r>
-      <w:proofErr w:type="gramStart"/>
-      <w:r>
-        <w:rPr>
-          <w:rFonts w:ascii="Times New Roman" w:hAnsi="Times New Roman" w:cs="Times New Roman"/>
-          <w:lang w:val="en-US"/>
-        </w:rPr>
-        <w:t>butter(4,[</w:t>
-      </w:r>
-      <w:proofErr w:type="gramEnd"/>
-      <w:r>
-        <w:rPr>
-          <w:rFonts w:ascii="Times New Roman" w:hAnsi="Times New Roman" w:cs="Times New Roman"/>
-          <w:lang w:val="en-US"/>
-        </w:rPr>
-        <w:t>f1 f2]/(Fs/2),'bandpass');</w:t>
+        <w:t>[b,a] = butter(4,[f1 f2]/(Fs/2),'bandpass');</w:t>
       </w:r>
     </w:p>
     <w:p>
@@ -682,46 +532,12 @@
           <w:lang w:val="en-US"/>
         </w:rPr>
       </w:pPr>
-      <w:proofErr w:type="spellStart"/>
-      <w:r>
-        <w:rPr>
-          <w:rFonts w:ascii="Times New Roman" w:hAnsi="Times New Roman" w:cs="Times New Roman"/>
-          <w:lang w:val="en-US"/>
-        </w:rPr>
-        <w:t>vsb</w:t>
-      </w:r>
-      <w:proofErr w:type="spellEnd"/>
-      <w:r>
-        <w:rPr>
-          <w:rFonts w:ascii="Times New Roman" w:hAnsi="Times New Roman" w:cs="Times New Roman"/>
-          <w:lang w:val="en-US"/>
-        </w:rPr>
-        <w:t xml:space="preserve"> = filter(</w:t>
-      </w:r>
-      <w:proofErr w:type="spellStart"/>
-      <w:proofErr w:type="gramStart"/>
-      <w:r>
-        <w:rPr>
-          <w:rFonts w:ascii="Times New Roman" w:hAnsi="Times New Roman" w:cs="Times New Roman"/>
-          <w:lang w:val="en-US"/>
-        </w:rPr>
-        <w:t>b,a</w:t>
-      </w:r>
-      <w:proofErr w:type="gramEnd"/>
-      <w:r>
-        <w:rPr>
-          <w:rFonts w:ascii="Times New Roman" w:hAnsi="Times New Roman" w:cs="Times New Roman"/>
-          <w:lang w:val="en-US"/>
-        </w:rPr>
-        <w:t>,s</w:t>
-      </w:r>
-      <w:proofErr w:type="spellEnd"/>
-      <w:r>
-        <w:rPr>
-          <w:rFonts w:ascii="Times New Roman" w:hAnsi="Times New Roman" w:cs="Times New Roman"/>
-          <w:lang w:val="en-US"/>
-        </w:rPr>
-        <w:t>);</w:t>
+      <w:r>
+        <w:rPr>
+          <w:rFonts w:ascii="Times New Roman" w:hAnsi="Times New Roman" w:cs="Times New Roman"/>
+          <w:lang w:val="en-US"/>
+        </w:rPr>
+        <w:t>vsb = filter(b,a,s);</w:t>
       </w:r>
     </w:p>
     <w:p>
@@ -754,46 +570,12 @@
           <w:lang w:val="en-US"/>
         </w:rPr>
       </w:pPr>
-      <w:proofErr w:type="spellStart"/>
-      <w:r>
-        <w:rPr>
-          <w:rFonts w:ascii="Times New Roman" w:hAnsi="Times New Roman" w:cs="Times New Roman"/>
-          <w:lang w:val="en-US"/>
-        </w:rPr>
-        <w:t>demod</w:t>
-      </w:r>
-      <w:proofErr w:type="spellEnd"/>
-      <w:r>
-        <w:rPr>
-          <w:rFonts w:ascii="Times New Roman" w:hAnsi="Times New Roman" w:cs="Times New Roman"/>
-          <w:lang w:val="en-US"/>
-        </w:rPr>
-        <w:t xml:space="preserve"> = </w:t>
-      </w:r>
-      <w:proofErr w:type="spellStart"/>
-      <w:proofErr w:type="gramStart"/>
-      <w:r>
-        <w:rPr>
-          <w:rFonts w:ascii="Times New Roman" w:hAnsi="Times New Roman" w:cs="Times New Roman"/>
-          <w:lang w:val="en-US"/>
-        </w:rPr>
-        <w:t>vsb</w:t>
-      </w:r>
-      <w:proofErr w:type="spellEnd"/>
-      <w:r>
-        <w:rPr>
-          <w:rFonts w:ascii="Times New Roman" w:hAnsi="Times New Roman" w:cs="Times New Roman"/>
-          <w:lang w:val="en-US"/>
-        </w:rPr>
-        <w:t xml:space="preserve"> .</w:t>
-      </w:r>
-      <w:proofErr w:type="gramEnd"/>
-      <w:r>
-        <w:rPr>
-          <w:rFonts w:ascii="Times New Roman" w:hAnsi="Times New Roman" w:cs="Times New Roman"/>
-          <w:lang w:val="en-US"/>
-        </w:rPr>
-        <w:t>* cos(2*pi*fc*t);</w:t>
+      <w:r>
+        <w:rPr>
+          <w:rFonts w:ascii="Times New Roman" w:hAnsi="Times New Roman" w:cs="Times New Roman"/>
+          <w:lang w:val="en-US"/>
+        </w:rPr>
+        <w:t>demod = vsb .* cos(2*pi*fc*t);</w:t>
       </w:r>
     </w:p>
     <w:p>
@@ -826,107 +608,50 @@
           <w:lang w:val="en-US"/>
         </w:rPr>
       </w:pPr>
-      <w:proofErr w:type="spellStart"/>
-      <w:r>
-        <w:rPr>
-          <w:rFonts w:ascii="Times New Roman" w:hAnsi="Times New Roman" w:cs="Times New Roman"/>
-          <w:lang w:val="en-US"/>
-        </w:rPr>
-        <w:t>fcut</w:t>
-      </w:r>
-      <w:proofErr w:type="spellEnd"/>
-      <w:r>
-        <w:rPr>
-          <w:rFonts w:ascii="Times New Roman" w:hAnsi="Times New Roman" w:cs="Times New Roman"/>
-          <w:lang w:val="en-US"/>
-        </w:rPr>
-        <w:t xml:space="preserve"> = 2000;</w:t>
-      </w:r>
-    </w:p>
-    <w:p>
-      <w:pPr>
-        <w:rPr>
-          <w:rFonts w:ascii="Times New Roman" w:hAnsi="Times New Roman" w:cs="Times New Roman"/>
-          <w:lang w:val="en-US"/>
-        </w:rPr>
-      </w:pPr>
-      <w:r>
-        <w:rPr>
-          <w:rFonts w:ascii="Times New Roman" w:hAnsi="Times New Roman" w:cs="Times New Roman"/>
-          <w:lang w:val="en-US"/>
-        </w:rPr>
-        <w:t>[b</w:t>
-      </w:r>
-      <w:proofErr w:type="gramStart"/>
-      <w:r>
-        <w:rPr>
-          <w:rFonts w:ascii="Times New Roman" w:hAnsi="Times New Roman" w:cs="Times New Roman"/>
-          <w:lang w:val="en-US"/>
-        </w:rPr>
-        <w:t>2,a</w:t>
-      </w:r>
-      <w:proofErr w:type="gramEnd"/>
-      <w:r>
-        <w:rPr>
-          <w:rFonts w:ascii="Times New Roman" w:hAnsi="Times New Roman" w:cs="Times New Roman"/>
-          <w:lang w:val="en-US"/>
-        </w:rPr>
-        <w:t>2] = butter(</w:t>
-      </w:r>
-      <w:proofErr w:type="gramStart"/>
-      <w:r>
-        <w:rPr>
-          <w:rFonts w:ascii="Times New Roman" w:hAnsi="Times New Roman" w:cs="Times New Roman"/>
-          <w:lang w:val="en-US"/>
-        </w:rPr>
-        <w:t>4,fcut</w:t>
-      </w:r>
-      <w:proofErr w:type="gramEnd"/>
-      <w:r>
-        <w:rPr>
-          <w:rFonts w:ascii="Times New Roman" w:hAnsi="Times New Roman" w:cs="Times New Roman"/>
-          <w:lang w:val="en-US"/>
-        </w:rPr>
-        <w:t>/(Fs/2),'low');</w:t>
-      </w:r>
-    </w:p>
-    <w:p>
-      <w:pPr>
-        <w:rPr>
-          <w:rFonts w:ascii="Times New Roman" w:hAnsi="Times New Roman" w:cs="Times New Roman"/>
-          <w:lang w:val="en-US"/>
-        </w:rPr>
-      </w:pPr>
-    </w:p>
-    <w:p>
-      <w:pPr>
-        <w:rPr>
-          <w:rFonts w:ascii="Times New Roman" w:hAnsi="Times New Roman" w:cs="Times New Roman"/>
-          <w:lang w:val="en-US"/>
-        </w:rPr>
-      </w:pPr>
-      <w:r>
-        <w:rPr>
-          <w:rFonts w:ascii="Times New Roman" w:hAnsi="Times New Roman" w:cs="Times New Roman"/>
-          <w:lang w:val="en-US"/>
-        </w:rPr>
-        <w:t>output = filter(b</w:t>
-      </w:r>
-      <w:proofErr w:type="gramStart"/>
-      <w:r>
-        <w:rPr>
-          <w:rFonts w:ascii="Times New Roman" w:hAnsi="Times New Roman" w:cs="Times New Roman"/>
-          <w:lang w:val="en-US"/>
-        </w:rPr>
-        <w:t>2,a2,demod</w:t>
-      </w:r>
-      <w:proofErr w:type="gramEnd"/>
-      <w:r>
-        <w:rPr>
-          <w:rFonts w:ascii="Times New Roman" w:hAnsi="Times New Roman" w:cs="Times New Roman"/>
-          <w:lang w:val="en-US"/>
-        </w:rPr>
-        <w:t>);</w:t>
+      <w:r>
+        <w:rPr>
+          <w:rFonts w:ascii="Times New Roman" w:hAnsi="Times New Roman" w:cs="Times New Roman"/>
+          <w:lang w:val="en-US"/>
+        </w:rPr>
+        <w:t>fcut = 2000;</w:t>
+      </w:r>
+    </w:p>
+    <w:p>
+      <w:pPr>
+        <w:rPr>
+          <w:rFonts w:ascii="Times New Roman" w:hAnsi="Times New Roman" w:cs="Times New Roman"/>
+          <w:lang w:val="en-US"/>
+        </w:rPr>
+      </w:pPr>
+      <w:r>
+        <w:rPr>
+          <w:rFonts w:ascii="Times New Roman" w:hAnsi="Times New Roman" w:cs="Times New Roman"/>
+          <w:lang w:val="en-US"/>
+        </w:rPr>
+        <w:t>[b2,a2] = butter(4,fcut/(Fs/2),'low');</w:t>
+      </w:r>
+    </w:p>
+    <w:p>
+      <w:pPr>
+        <w:rPr>
+          <w:rFonts w:ascii="Times New Roman" w:hAnsi="Times New Roman" w:cs="Times New Roman"/>
+          <w:lang w:val="en-US"/>
+        </w:rPr>
+      </w:pPr>
+    </w:p>
+    <w:p>
+      <w:pPr>
+        <w:rPr>
+          <w:rFonts w:ascii="Times New Roman" w:hAnsi="Times New Roman" w:cs="Times New Roman"/>
+          <w:lang w:val="en-US"/>
+        </w:rPr>
+      </w:pPr>
+      <w:r>
+        <w:rPr>
+          <w:rFonts w:ascii="Times New Roman" w:hAnsi="Times New Roman" w:cs="Times New Roman"/>
+          <w:lang w:val="en-US"/>
+        </w:rPr>
+        <w:t>output = filter(b2,a2,demod);</w:t>
       </w:r>
     </w:p>
     <w:p>
@@ -982,538 +707,322 @@
           <w:lang w:val="en-US"/>
         </w:rPr>
       </w:pPr>
-      <w:proofErr w:type="gramStart"/>
-      <w:r>
-        <w:rPr>
-          <w:rFonts w:ascii="Times New Roman" w:hAnsi="Times New Roman" w:cs="Times New Roman"/>
-          <w:lang w:val="en-US"/>
-        </w:rPr>
-        <w:t>subplot(</w:t>
-      </w:r>
-      <w:proofErr w:type="gramEnd"/>
-      <w:r>
-        <w:rPr>
-          <w:rFonts w:ascii="Times New Roman" w:hAnsi="Times New Roman" w:cs="Times New Roman"/>
-          <w:lang w:val="en-US"/>
-        </w:rPr>
-        <w:t>4,1,1);</w:t>
-      </w:r>
-    </w:p>
-    <w:p>
-      <w:pPr>
-        <w:rPr>
-          <w:rFonts w:ascii="Times New Roman" w:hAnsi="Times New Roman" w:cs="Times New Roman"/>
-          <w:lang w:val="en-US"/>
-        </w:rPr>
-      </w:pPr>
-      <w:r>
-        <w:rPr>
-          <w:rFonts w:ascii="Times New Roman" w:hAnsi="Times New Roman" w:cs="Times New Roman"/>
-          <w:lang w:val="en-US"/>
-        </w:rPr>
-        <w:t>plot(</w:t>
-      </w:r>
-      <w:proofErr w:type="spellStart"/>
-      <w:proofErr w:type="gramStart"/>
-      <w:r>
-        <w:rPr>
-          <w:rFonts w:ascii="Times New Roman" w:hAnsi="Times New Roman" w:cs="Times New Roman"/>
-          <w:lang w:val="en-US"/>
-        </w:rPr>
-        <w:t>t,m</w:t>
-      </w:r>
-      <w:proofErr w:type="spellEnd"/>
-      <w:proofErr w:type="gramEnd"/>
-      <w:r>
-        <w:rPr>
-          <w:rFonts w:ascii="Times New Roman" w:hAnsi="Times New Roman" w:cs="Times New Roman"/>
-          <w:lang w:val="en-US"/>
-        </w:rPr>
-        <w:t>);</w:t>
-      </w:r>
-    </w:p>
-    <w:p>
-      <w:pPr>
-        <w:rPr>
-          <w:rFonts w:ascii="Times New Roman" w:hAnsi="Times New Roman" w:cs="Times New Roman"/>
-          <w:lang w:val="en-US"/>
-        </w:rPr>
-      </w:pPr>
-      <w:proofErr w:type="gramStart"/>
+      <w:r>
+        <w:rPr>
+          <w:rFonts w:ascii="Times New Roman" w:hAnsi="Times New Roman" w:cs="Times New Roman"/>
+          <w:lang w:val="en-US"/>
+        </w:rPr>
+        <w:t>subplot(4,1,1);</w:t>
+      </w:r>
+    </w:p>
+    <w:p>
+      <w:pPr>
+        <w:rPr>
+          <w:rFonts w:ascii="Times New Roman" w:hAnsi="Times New Roman" w:cs="Times New Roman"/>
+          <w:lang w:val="en-US"/>
+        </w:rPr>
+      </w:pPr>
+      <w:r>
+        <w:rPr>
+          <w:rFonts w:ascii="Times New Roman" w:hAnsi="Times New Roman" w:cs="Times New Roman"/>
+          <w:lang w:val="en-US"/>
+        </w:rPr>
+        <w:t>plot(t,m);</w:t>
+      </w:r>
+    </w:p>
+    <w:p>
+      <w:pPr>
+        <w:rPr>
+          <w:rFonts w:ascii="Times New Roman" w:hAnsi="Times New Roman" w:cs="Times New Roman"/>
+          <w:lang w:val="en-US"/>
+        </w:rPr>
+      </w:pPr>
       <w:r>
         <w:rPr>
           <w:rFonts w:ascii="Times New Roman" w:hAnsi="Times New Roman" w:cs="Times New Roman"/>
           <w:lang w:val="en-US"/>
         </w:rPr>
         <w:lastRenderedPageBreak/>
-        <w:t>title(</w:t>
-      </w:r>
-      <w:proofErr w:type="gramEnd"/>
-      <w:r>
-        <w:rPr>
-          <w:rFonts w:ascii="Times New Roman" w:hAnsi="Times New Roman" w:cs="Times New Roman"/>
-          <w:lang w:val="en-US"/>
-        </w:rPr>
-        <w:t>'Message Signal');</w:t>
-      </w:r>
-    </w:p>
-    <w:p>
-      <w:pPr>
-        <w:rPr>
-          <w:rFonts w:ascii="Times New Roman" w:hAnsi="Times New Roman" w:cs="Times New Roman"/>
-          <w:lang w:val="en-US"/>
-        </w:rPr>
-      </w:pPr>
-      <w:proofErr w:type="spellStart"/>
-      <w:r>
-        <w:rPr>
-          <w:rFonts w:ascii="Times New Roman" w:hAnsi="Times New Roman" w:cs="Times New Roman"/>
-          <w:lang w:val="en-US"/>
-        </w:rPr>
-        <w:t>xlabel</w:t>
-      </w:r>
-      <w:proofErr w:type="spellEnd"/>
-      <w:r>
-        <w:rPr>
-          <w:rFonts w:ascii="Times New Roman" w:hAnsi="Times New Roman" w:cs="Times New Roman"/>
-          <w:lang w:val="en-US"/>
-        </w:rPr>
-        <w:t>('Time');</w:t>
-      </w:r>
-    </w:p>
-    <w:p>
-      <w:pPr>
-        <w:rPr>
-          <w:rFonts w:ascii="Times New Roman" w:hAnsi="Times New Roman" w:cs="Times New Roman"/>
-          <w:lang w:val="en-US"/>
-        </w:rPr>
-      </w:pPr>
-      <w:proofErr w:type="spellStart"/>
-      <w:r>
-        <w:rPr>
-          <w:rFonts w:ascii="Times New Roman" w:hAnsi="Times New Roman" w:cs="Times New Roman"/>
-          <w:lang w:val="en-US"/>
-        </w:rPr>
-        <w:t>ylabel</w:t>
-      </w:r>
-      <w:proofErr w:type="spellEnd"/>
-      <w:r>
-        <w:rPr>
-          <w:rFonts w:ascii="Times New Roman" w:hAnsi="Times New Roman" w:cs="Times New Roman"/>
-          <w:lang w:val="en-US"/>
-        </w:rPr>
-        <w:t>('Amplitude');</w:t>
-      </w:r>
-    </w:p>
-    <w:p>
-      <w:pPr>
-        <w:rPr>
-          <w:rFonts w:ascii="Times New Roman" w:hAnsi="Times New Roman" w:cs="Times New Roman"/>
-          <w:lang w:val="en-US"/>
-        </w:rPr>
-      </w:pPr>
-    </w:p>
-    <w:p>
-      <w:pPr>
-        <w:rPr>
-          <w:rFonts w:ascii="Times New Roman" w:hAnsi="Times New Roman" w:cs="Times New Roman"/>
-          <w:lang w:val="en-US"/>
-        </w:rPr>
-      </w:pPr>
-      <w:proofErr w:type="gramStart"/>
-      <w:r>
-        <w:rPr>
-          <w:rFonts w:ascii="Times New Roman" w:hAnsi="Times New Roman" w:cs="Times New Roman"/>
-          <w:lang w:val="en-US"/>
-        </w:rPr>
-        <w:t>subplot(</w:t>
-      </w:r>
-      <w:proofErr w:type="gramEnd"/>
-      <w:r>
-        <w:rPr>
-          <w:rFonts w:ascii="Times New Roman" w:hAnsi="Times New Roman" w:cs="Times New Roman"/>
-          <w:lang w:val="en-US"/>
-        </w:rPr>
-        <w:t>4,1,2);</w:t>
-      </w:r>
-    </w:p>
-    <w:p>
-      <w:pPr>
-        <w:rPr>
-          <w:rFonts w:ascii="Times New Roman" w:hAnsi="Times New Roman" w:cs="Times New Roman"/>
-          <w:lang w:val="en-US"/>
-        </w:rPr>
-      </w:pPr>
-      <w:r>
-        <w:rPr>
-          <w:rFonts w:ascii="Times New Roman" w:hAnsi="Times New Roman" w:cs="Times New Roman"/>
-          <w:lang w:val="en-US"/>
-        </w:rPr>
-        <w:t>plot(</w:t>
-      </w:r>
-      <w:proofErr w:type="spellStart"/>
-      <w:proofErr w:type="gramStart"/>
-      <w:r>
-        <w:rPr>
-          <w:rFonts w:ascii="Times New Roman" w:hAnsi="Times New Roman" w:cs="Times New Roman"/>
-          <w:lang w:val="en-US"/>
-        </w:rPr>
-        <w:t>t,s</w:t>
-      </w:r>
-      <w:proofErr w:type="spellEnd"/>
-      <w:proofErr w:type="gramEnd"/>
-      <w:r>
-        <w:rPr>
-          <w:rFonts w:ascii="Times New Roman" w:hAnsi="Times New Roman" w:cs="Times New Roman"/>
-          <w:lang w:val="en-US"/>
-        </w:rPr>
-        <w:t>);</w:t>
-      </w:r>
-    </w:p>
-    <w:p>
-      <w:pPr>
-        <w:rPr>
-          <w:rFonts w:ascii="Times New Roman" w:hAnsi="Times New Roman" w:cs="Times New Roman"/>
-          <w:lang w:val="en-US"/>
-        </w:rPr>
-      </w:pPr>
-      <w:proofErr w:type="gramStart"/>
-      <w:r>
-        <w:rPr>
-          <w:rFonts w:ascii="Times New Roman" w:hAnsi="Times New Roman" w:cs="Times New Roman"/>
-          <w:lang w:val="en-US"/>
-        </w:rPr>
-        <w:t>title(</w:t>
-      </w:r>
-      <w:proofErr w:type="gramEnd"/>
-      <w:r>
-        <w:rPr>
-          <w:rFonts w:ascii="Times New Roman" w:hAnsi="Times New Roman" w:cs="Times New Roman"/>
-          <w:lang w:val="en-US"/>
-        </w:rPr>
-        <w:t>'AM Signal');</w:t>
-      </w:r>
-    </w:p>
-    <w:p>
-      <w:pPr>
-        <w:rPr>
-          <w:rFonts w:ascii="Times New Roman" w:hAnsi="Times New Roman" w:cs="Times New Roman"/>
-          <w:lang w:val="en-US"/>
-        </w:rPr>
-      </w:pPr>
-      <w:proofErr w:type="spellStart"/>
-      <w:r>
-        <w:rPr>
-          <w:rFonts w:ascii="Times New Roman" w:hAnsi="Times New Roman" w:cs="Times New Roman"/>
-          <w:lang w:val="en-US"/>
-        </w:rPr>
-        <w:t>xlabel</w:t>
-      </w:r>
-      <w:proofErr w:type="spellEnd"/>
-      <w:r>
-        <w:rPr>
-          <w:rFonts w:ascii="Times New Roman" w:hAnsi="Times New Roman" w:cs="Times New Roman"/>
-          <w:lang w:val="en-US"/>
-        </w:rPr>
-        <w:t>('Time');</w:t>
-      </w:r>
-    </w:p>
-    <w:p>
-      <w:pPr>
-        <w:rPr>
-          <w:rFonts w:ascii="Times New Roman" w:hAnsi="Times New Roman" w:cs="Times New Roman"/>
-          <w:lang w:val="en-US"/>
-        </w:rPr>
-      </w:pPr>
-      <w:proofErr w:type="spellStart"/>
-      <w:r>
-        <w:rPr>
-          <w:rFonts w:ascii="Times New Roman" w:hAnsi="Times New Roman" w:cs="Times New Roman"/>
-          <w:lang w:val="en-US"/>
-        </w:rPr>
-        <w:t>ylabel</w:t>
-      </w:r>
-      <w:proofErr w:type="spellEnd"/>
-      <w:r>
-        <w:rPr>
-          <w:rFonts w:ascii="Times New Roman" w:hAnsi="Times New Roman" w:cs="Times New Roman"/>
-          <w:lang w:val="en-US"/>
-        </w:rPr>
-        <w:t>('Amplitude');</w:t>
-      </w:r>
-    </w:p>
-    <w:p>
-      <w:pPr>
-        <w:rPr>
-          <w:rFonts w:ascii="Times New Roman" w:hAnsi="Times New Roman" w:cs="Times New Roman"/>
-          <w:lang w:val="en-US"/>
-        </w:rPr>
-      </w:pPr>
-    </w:p>
-    <w:p>
-      <w:pPr>
-        <w:rPr>
-          <w:rFonts w:ascii="Times New Roman" w:hAnsi="Times New Roman" w:cs="Times New Roman"/>
-          <w:lang w:val="en-US"/>
-        </w:rPr>
-      </w:pPr>
-      <w:proofErr w:type="gramStart"/>
-      <w:r>
-        <w:rPr>
-          <w:rFonts w:ascii="Times New Roman" w:hAnsi="Times New Roman" w:cs="Times New Roman"/>
-          <w:lang w:val="en-US"/>
-        </w:rPr>
-        <w:t>subplot(</w:t>
-      </w:r>
-      <w:proofErr w:type="gramEnd"/>
-      <w:r>
-        <w:rPr>
-          <w:rFonts w:ascii="Times New Roman" w:hAnsi="Times New Roman" w:cs="Times New Roman"/>
-          <w:lang w:val="en-US"/>
-        </w:rPr>
-        <w:t>4,1,3);</w:t>
-      </w:r>
-    </w:p>
-    <w:p>
-      <w:pPr>
-        <w:rPr>
-          <w:rFonts w:ascii="Times New Roman" w:hAnsi="Times New Roman" w:cs="Times New Roman"/>
-          <w:lang w:val="en-US"/>
-        </w:rPr>
-      </w:pPr>
-      <w:r>
-        <w:rPr>
-          <w:rFonts w:ascii="Times New Roman" w:hAnsi="Times New Roman" w:cs="Times New Roman"/>
-          <w:lang w:val="en-US"/>
-        </w:rPr>
-        <w:t>plot(</w:t>
-      </w:r>
-      <w:proofErr w:type="spellStart"/>
-      <w:proofErr w:type="gramStart"/>
-      <w:r>
-        <w:rPr>
-          <w:rFonts w:ascii="Times New Roman" w:hAnsi="Times New Roman" w:cs="Times New Roman"/>
-          <w:lang w:val="en-US"/>
-        </w:rPr>
-        <w:t>t,vsb</w:t>
-      </w:r>
-      <w:proofErr w:type="spellEnd"/>
-      <w:proofErr w:type="gramEnd"/>
-      <w:r>
-        <w:rPr>
-          <w:rFonts w:ascii="Times New Roman" w:hAnsi="Times New Roman" w:cs="Times New Roman"/>
-          <w:lang w:val="en-US"/>
-        </w:rPr>
-        <w:t>);</w:t>
-      </w:r>
-    </w:p>
-    <w:p>
-      <w:pPr>
-        <w:rPr>
-          <w:rFonts w:ascii="Times New Roman" w:hAnsi="Times New Roman" w:cs="Times New Roman"/>
-          <w:lang w:val="en-US"/>
-        </w:rPr>
-      </w:pPr>
-      <w:proofErr w:type="gramStart"/>
-      <w:r>
-        <w:rPr>
-          <w:rFonts w:ascii="Times New Roman" w:hAnsi="Times New Roman" w:cs="Times New Roman"/>
-          <w:lang w:val="en-US"/>
-        </w:rPr>
-        <w:t>title(</w:t>
-      </w:r>
-      <w:proofErr w:type="gramEnd"/>
-      <w:r>
-        <w:rPr>
-          <w:rFonts w:ascii="Times New Roman" w:hAnsi="Times New Roman" w:cs="Times New Roman"/>
-          <w:lang w:val="en-US"/>
-        </w:rPr>
-        <w:t>'VSB Signal');</w:t>
-      </w:r>
-    </w:p>
-    <w:p>
-      <w:pPr>
-        <w:rPr>
-          <w:rFonts w:ascii="Times New Roman" w:hAnsi="Times New Roman" w:cs="Times New Roman"/>
-          <w:lang w:val="en-US"/>
-        </w:rPr>
-      </w:pPr>
-      <w:proofErr w:type="spellStart"/>
-      <w:r>
-        <w:rPr>
-          <w:rFonts w:ascii="Times New Roman" w:hAnsi="Times New Roman" w:cs="Times New Roman"/>
-          <w:lang w:val="en-US"/>
-        </w:rPr>
-        <w:t>xlabel</w:t>
-      </w:r>
-      <w:proofErr w:type="spellEnd"/>
-      <w:r>
-        <w:rPr>
-          <w:rFonts w:ascii="Times New Roman" w:hAnsi="Times New Roman" w:cs="Times New Roman"/>
-          <w:lang w:val="en-US"/>
-        </w:rPr>
-        <w:t>('Time');</w:t>
-      </w:r>
-    </w:p>
-    <w:p>
-      <w:pPr>
-        <w:rPr>
-          <w:rFonts w:ascii="Times New Roman" w:hAnsi="Times New Roman" w:cs="Times New Roman"/>
-          <w:lang w:val="en-US"/>
-        </w:rPr>
-      </w:pPr>
-      <w:proofErr w:type="spellStart"/>
-      <w:r>
-        <w:rPr>
-          <w:rFonts w:ascii="Times New Roman" w:hAnsi="Times New Roman" w:cs="Times New Roman"/>
-          <w:lang w:val="en-US"/>
-        </w:rPr>
-        <w:t>ylabel</w:t>
-      </w:r>
-      <w:proofErr w:type="spellEnd"/>
-      <w:r>
-        <w:rPr>
-          <w:rFonts w:ascii="Times New Roman" w:hAnsi="Times New Roman" w:cs="Times New Roman"/>
-          <w:lang w:val="en-US"/>
-        </w:rPr>
-        <w:t>('Amplitude');</w:t>
-      </w:r>
-    </w:p>
-    <w:p>
-      <w:pPr>
-        <w:rPr>
-          <w:rFonts w:ascii="Times New Roman" w:hAnsi="Times New Roman" w:cs="Times New Roman"/>
-          <w:lang w:val="en-US"/>
-        </w:rPr>
-      </w:pPr>
-    </w:p>
-    <w:p>
-      <w:pPr>
-        <w:rPr>
-          <w:rFonts w:ascii="Times New Roman" w:hAnsi="Times New Roman" w:cs="Times New Roman"/>
-          <w:lang w:val="en-US"/>
-        </w:rPr>
-      </w:pPr>
-      <w:proofErr w:type="gramStart"/>
-      <w:r>
-        <w:rPr>
-          <w:rFonts w:ascii="Times New Roman" w:hAnsi="Times New Roman" w:cs="Times New Roman"/>
-          <w:lang w:val="en-US"/>
-        </w:rPr>
-        <w:t>subplot(</w:t>
-      </w:r>
-      <w:proofErr w:type="gramEnd"/>
-      <w:r>
-        <w:rPr>
-          <w:rFonts w:ascii="Times New Roman" w:hAnsi="Times New Roman" w:cs="Times New Roman"/>
-          <w:lang w:val="en-US"/>
-        </w:rPr>
-        <w:t>4,1,4);</w:t>
-      </w:r>
-    </w:p>
-    <w:p>
-      <w:pPr>
-        <w:rPr>
-          <w:rFonts w:ascii="Times New Roman" w:hAnsi="Times New Roman" w:cs="Times New Roman"/>
-          <w:lang w:val="en-US"/>
-        </w:rPr>
-      </w:pPr>
-      <w:r>
-        <w:rPr>
-          <w:rFonts w:ascii="Times New Roman" w:hAnsi="Times New Roman" w:cs="Times New Roman"/>
-          <w:lang w:val="en-US"/>
-        </w:rPr>
-        <w:t>plot(</w:t>
-      </w:r>
-      <w:proofErr w:type="spellStart"/>
-      <w:proofErr w:type="gramStart"/>
-      <w:r>
-        <w:rPr>
-          <w:rFonts w:ascii="Times New Roman" w:hAnsi="Times New Roman" w:cs="Times New Roman"/>
-          <w:lang w:val="en-US"/>
-        </w:rPr>
-        <w:t>t,output</w:t>
-      </w:r>
-      <w:proofErr w:type="spellEnd"/>
-      <w:proofErr w:type="gramEnd"/>
-      <w:r>
-        <w:rPr>
-          <w:rFonts w:ascii="Times New Roman" w:hAnsi="Times New Roman" w:cs="Times New Roman"/>
-          <w:lang w:val="en-US"/>
-        </w:rPr>
-        <w:t>);</w:t>
-      </w:r>
-    </w:p>
-    <w:p>
-      <w:pPr>
-        <w:rPr>
-          <w:rFonts w:ascii="Times New Roman" w:hAnsi="Times New Roman" w:cs="Times New Roman"/>
-          <w:lang w:val="en-US"/>
-        </w:rPr>
-      </w:pPr>
-      <w:proofErr w:type="gramStart"/>
-      <w:r>
-        <w:rPr>
-          <w:rFonts w:ascii="Times New Roman" w:hAnsi="Times New Roman" w:cs="Times New Roman"/>
-          <w:lang w:val="en-US"/>
-        </w:rPr>
-        <w:t>title(</w:t>
-      </w:r>
-      <w:proofErr w:type="gramEnd"/>
-      <w:r>
-        <w:rPr>
-          <w:rFonts w:ascii="Times New Roman" w:hAnsi="Times New Roman" w:cs="Times New Roman"/>
-          <w:lang w:val="en-US"/>
-        </w:rPr>
-        <w:t>'Demodulated Output');</w:t>
-      </w:r>
-    </w:p>
-    <w:p>
-      <w:pPr>
-        <w:rPr>
-          <w:rFonts w:ascii="Times New Roman" w:hAnsi="Times New Roman" w:cs="Times New Roman"/>
-          <w:lang w:val="en-US"/>
-        </w:rPr>
-      </w:pPr>
-      <w:proofErr w:type="spellStart"/>
-      <w:r>
-        <w:rPr>
-          <w:rFonts w:ascii="Times New Roman" w:hAnsi="Times New Roman" w:cs="Times New Roman"/>
-          <w:lang w:val="en-US"/>
-        </w:rPr>
-        <w:t>xlabel</w:t>
-      </w:r>
-      <w:proofErr w:type="spellEnd"/>
-      <w:r>
-        <w:rPr>
-          <w:rFonts w:ascii="Times New Roman" w:hAnsi="Times New Roman" w:cs="Times New Roman"/>
-          <w:lang w:val="en-US"/>
-        </w:rPr>
-        <w:t>('Time');</w:t>
-      </w:r>
-    </w:p>
-    <w:p>
-      <w:pPr>
-        <w:rPr>
-          <w:rFonts w:ascii="Times New Roman" w:hAnsi="Times New Roman" w:cs="Times New Roman"/>
-          <w:lang w:val="en-US"/>
-        </w:rPr>
-      </w:pPr>
-      <w:proofErr w:type="spellStart"/>
-      <w:r>
-        <w:rPr>
-          <w:rFonts w:ascii="Times New Roman" w:hAnsi="Times New Roman" w:cs="Times New Roman"/>
-          <w:lang w:val="en-US"/>
-        </w:rPr>
-        <w:t>ylabel</w:t>
-      </w:r>
-      <w:proofErr w:type="spellEnd"/>
-      <w:r>
-        <w:rPr>
-          <w:rFonts w:ascii="Times New Roman" w:hAnsi="Times New Roman" w:cs="Times New Roman"/>
-          <w:lang w:val="en-US"/>
-        </w:rPr>
-        <w:t>('Amplitude');</w:t>
+        <w:t>title('Message Signal');</w:t>
+      </w:r>
+    </w:p>
+    <w:p>
+      <w:pPr>
+        <w:rPr>
+          <w:rFonts w:ascii="Times New Roman" w:hAnsi="Times New Roman" w:cs="Times New Roman"/>
+          <w:lang w:val="en-US"/>
+        </w:rPr>
+      </w:pPr>
+      <w:r>
+        <w:rPr>
+          <w:rFonts w:ascii="Times New Roman" w:hAnsi="Times New Roman" w:cs="Times New Roman"/>
+          <w:lang w:val="en-US"/>
+        </w:rPr>
+        <w:t>xlabel('Time');</w:t>
+      </w:r>
+    </w:p>
+    <w:p>
+      <w:pPr>
+        <w:rPr>
+          <w:rFonts w:ascii="Times New Roman" w:hAnsi="Times New Roman" w:cs="Times New Roman"/>
+          <w:lang w:val="en-US"/>
+        </w:rPr>
+      </w:pPr>
+      <w:r>
+        <w:rPr>
+          <w:rFonts w:ascii="Times New Roman" w:hAnsi="Times New Roman" w:cs="Times New Roman"/>
+          <w:lang w:val="en-US"/>
+        </w:rPr>
+        <w:t>ylabel('Amplitude');</w:t>
+      </w:r>
+    </w:p>
+    <w:p>
+      <w:pPr>
+        <w:rPr>
+          <w:rFonts w:ascii="Times New Roman" w:hAnsi="Times New Roman" w:cs="Times New Roman"/>
+          <w:lang w:val="en-US"/>
+        </w:rPr>
+      </w:pPr>
+    </w:p>
+    <w:p>
+      <w:pPr>
+        <w:rPr>
+          <w:rFonts w:ascii="Times New Roman" w:hAnsi="Times New Roman" w:cs="Times New Roman"/>
+          <w:lang w:val="en-US"/>
+        </w:rPr>
+      </w:pPr>
+      <w:r>
+        <w:rPr>
+          <w:rFonts w:ascii="Times New Roman" w:hAnsi="Times New Roman" w:cs="Times New Roman"/>
+          <w:lang w:val="en-US"/>
+        </w:rPr>
+        <w:t>subplot(4,1,2);</w:t>
+      </w:r>
+    </w:p>
+    <w:p>
+      <w:pPr>
+        <w:rPr>
+          <w:rFonts w:ascii="Times New Roman" w:hAnsi="Times New Roman" w:cs="Times New Roman"/>
+          <w:lang w:val="en-US"/>
+        </w:rPr>
+      </w:pPr>
+      <w:r>
+        <w:rPr>
+          <w:rFonts w:ascii="Times New Roman" w:hAnsi="Times New Roman" w:cs="Times New Roman"/>
+          <w:lang w:val="en-US"/>
+        </w:rPr>
+        <w:t>plot(t,s);</w:t>
+      </w:r>
+    </w:p>
+    <w:p>
+      <w:pPr>
+        <w:rPr>
+          <w:rFonts w:ascii="Times New Roman" w:hAnsi="Times New Roman" w:cs="Times New Roman"/>
+          <w:lang w:val="en-US"/>
+        </w:rPr>
+      </w:pPr>
+      <w:r>
+        <w:rPr>
+          <w:rFonts w:ascii="Times New Roman" w:hAnsi="Times New Roman" w:cs="Times New Roman"/>
+          <w:lang w:val="en-US"/>
+        </w:rPr>
+        <w:t>title('AM Signal');</w:t>
+      </w:r>
+    </w:p>
+    <w:p>
+      <w:pPr>
+        <w:rPr>
+          <w:rFonts w:ascii="Times New Roman" w:hAnsi="Times New Roman" w:cs="Times New Roman"/>
+          <w:lang w:val="en-US"/>
+        </w:rPr>
+      </w:pPr>
+      <w:r>
+        <w:rPr>
+          <w:rFonts w:ascii="Times New Roman" w:hAnsi="Times New Roman" w:cs="Times New Roman"/>
+          <w:lang w:val="en-US"/>
+        </w:rPr>
+        <w:t>xlabel('Time');</w:t>
+      </w:r>
+    </w:p>
+    <w:p>
+      <w:pPr>
+        <w:rPr>
+          <w:rFonts w:ascii="Times New Roman" w:hAnsi="Times New Roman" w:cs="Times New Roman"/>
+          <w:lang w:val="en-US"/>
+        </w:rPr>
+      </w:pPr>
+      <w:r>
+        <w:rPr>
+          <w:rFonts w:ascii="Times New Roman" w:hAnsi="Times New Roman" w:cs="Times New Roman"/>
+          <w:lang w:val="en-US"/>
+        </w:rPr>
+        <w:t>ylabel('Amplitude');</w:t>
+      </w:r>
+    </w:p>
+    <w:p>
+      <w:pPr>
+        <w:rPr>
+          <w:rFonts w:ascii="Times New Roman" w:hAnsi="Times New Roman" w:cs="Times New Roman"/>
+          <w:lang w:val="en-US"/>
+        </w:rPr>
+      </w:pPr>
+    </w:p>
+    <w:p>
+      <w:pPr>
+        <w:rPr>
+          <w:rFonts w:ascii="Times New Roman" w:hAnsi="Times New Roman" w:cs="Times New Roman"/>
+          <w:lang w:val="en-US"/>
+        </w:rPr>
+      </w:pPr>
+      <w:r>
+        <w:rPr>
+          <w:rFonts w:ascii="Times New Roman" w:hAnsi="Times New Roman" w:cs="Times New Roman"/>
+          <w:lang w:val="en-US"/>
+        </w:rPr>
+        <w:t>subplot(4,1,3);</w:t>
+      </w:r>
+    </w:p>
+    <w:p>
+      <w:pPr>
+        <w:rPr>
+          <w:rFonts w:ascii="Times New Roman" w:hAnsi="Times New Roman" w:cs="Times New Roman"/>
+          <w:lang w:val="en-US"/>
+        </w:rPr>
+      </w:pPr>
+      <w:r>
+        <w:rPr>
+          <w:rFonts w:ascii="Times New Roman" w:hAnsi="Times New Roman" w:cs="Times New Roman"/>
+          <w:lang w:val="en-US"/>
+        </w:rPr>
+        <w:t>plot(t,vsb);</w:t>
+      </w:r>
+    </w:p>
+    <w:p>
+      <w:pPr>
+        <w:rPr>
+          <w:rFonts w:ascii="Times New Roman" w:hAnsi="Times New Roman" w:cs="Times New Roman"/>
+          <w:lang w:val="en-US"/>
+        </w:rPr>
+      </w:pPr>
+      <w:r>
+        <w:rPr>
+          <w:rFonts w:ascii="Times New Roman" w:hAnsi="Times New Roman" w:cs="Times New Roman"/>
+          <w:lang w:val="en-US"/>
+        </w:rPr>
+        <w:t>title('VSB Signal');</w:t>
+      </w:r>
+    </w:p>
+    <w:p>
+      <w:pPr>
+        <w:rPr>
+          <w:rFonts w:ascii="Times New Roman" w:hAnsi="Times New Roman" w:cs="Times New Roman"/>
+          <w:lang w:val="en-US"/>
+        </w:rPr>
+      </w:pPr>
+      <w:r>
+        <w:rPr>
+          <w:rFonts w:ascii="Times New Roman" w:hAnsi="Times New Roman" w:cs="Times New Roman"/>
+          <w:lang w:val="en-US"/>
+        </w:rPr>
+        <w:t>xlabel('Time');</w:t>
+      </w:r>
+    </w:p>
+    <w:p>
+      <w:pPr>
+        <w:rPr>
+          <w:rFonts w:ascii="Times New Roman" w:hAnsi="Times New Roman" w:cs="Times New Roman"/>
+          <w:lang w:val="en-US"/>
+        </w:rPr>
+      </w:pPr>
+      <w:r>
+        <w:rPr>
+          <w:rFonts w:ascii="Times New Roman" w:hAnsi="Times New Roman" w:cs="Times New Roman"/>
+          <w:lang w:val="en-US"/>
+        </w:rPr>
+        <w:t>ylabel('Amplitude');</w:t>
+      </w:r>
+    </w:p>
+    <w:p>
+      <w:pPr>
+        <w:rPr>
+          <w:rFonts w:ascii="Times New Roman" w:hAnsi="Times New Roman" w:cs="Times New Roman"/>
+          <w:lang w:val="en-US"/>
+        </w:rPr>
+      </w:pPr>
+    </w:p>
+    <w:p>
+      <w:pPr>
+        <w:rPr>
+          <w:rFonts w:ascii="Times New Roman" w:hAnsi="Times New Roman" w:cs="Times New Roman"/>
+          <w:lang w:val="en-US"/>
+        </w:rPr>
+      </w:pPr>
+      <w:r>
+        <w:rPr>
+          <w:rFonts w:ascii="Times New Roman" w:hAnsi="Times New Roman" w:cs="Times New Roman"/>
+          <w:lang w:val="en-US"/>
+        </w:rPr>
+        <w:t>subplot(4,1,4);</w:t>
+      </w:r>
+    </w:p>
+    <w:p>
+      <w:pPr>
+        <w:rPr>
+          <w:rFonts w:ascii="Times New Roman" w:hAnsi="Times New Roman" w:cs="Times New Roman"/>
+          <w:lang w:val="en-US"/>
+        </w:rPr>
+      </w:pPr>
+      <w:r>
+        <w:rPr>
+          <w:rFonts w:ascii="Times New Roman" w:hAnsi="Times New Roman" w:cs="Times New Roman"/>
+          <w:lang w:val="en-US"/>
+        </w:rPr>
+        <w:t>plot(t,output);</w:t>
+      </w:r>
+    </w:p>
+    <w:p>
+      <w:pPr>
+        <w:rPr>
+          <w:rFonts w:ascii="Times New Roman" w:hAnsi="Times New Roman" w:cs="Times New Roman"/>
+          <w:lang w:val="en-US"/>
+        </w:rPr>
+      </w:pPr>
+      <w:r>
+        <w:rPr>
+          <w:rFonts w:ascii="Times New Roman" w:hAnsi="Times New Roman" w:cs="Times New Roman"/>
+          <w:lang w:val="en-US"/>
+        </w:rPr>
+        <w:t>title('Demodulated Output');</w:t>
+      </w:r>
+    </w:p>
+    <w:p>
+      <w:pPr>
+        <w:rPr>
+          <w:rFonts w:ascii="Times New Roman" w:hAnsi="Times New Roman" w:cs="Times New Roman"/>
+          <w:lang w:val="en-US"/>
+        </w:rPr>
+      </w:pPr>
+      <w:r>
+        <w:rPr>
+          <w:rFonts w:ascii="Times New Roman" w:hAnsi="Times New Roman" w:cs="Times New Roman"/>
+          <w:lang w:val="en-US"/>
+        </w:rPr>
+        <w:t>xlabel('Time');</w:t>
+      </w:r>
+    </w:p>
+    <w:p>
+      <w:pPr>
+        <w:rPr>
+          <w:rFonts w:ascii="Times New Roman" w:hAnsi="Times New Roman" w:cs="Times New Roman"/>
+          <w:lang w:val="en-US"/>
+        </w:rPr>
+      </w:pPr>
+      <w:r>
+        <w:rPr>
+          <w:rFonts w:ascii="Times New Roman" w:hAnsi="Times New Roman" w:cs="Times New Roman"/>
+          <w:lang w:val="en-US"/>
+        </w:rPr>
+        <w:t>ylabel('Amplitude');</w:t>
       </w:r>
     </w:p>
     <w:p>
@@ -1603,12 +1112,76 @@
     <w:p>
       <w:pPr>
         <w:rPr>
+          <w:rFonts w:ascii="Times New Roman" w:hAnsi="Times New Roman" w:cs="Times New Roman"/>
           <w:sz w:val="28"/>
           <w:szCs w:val="28"/>
-        </w:rPr>
-      </w:pPr>
-      <w:r>
-        <w:rPr>
+          <w:lang w:val="en-US"/>
+        </w:rPr>
+      </w:pPr>
+      <w:r>
+        <w:rPr>
+          <w:rFonts w:ascii="Times New Roman" w:hAnsi="Times New Roman" w:cs="Times New Roman"/>
+          <w:sz w:val="28"/>
+          <w:szCs w:val="28"/>
+          <w:lang w:val="en-US"/>
+        </w:rPr>
+        <w:drawing>
+          <wp:inline distT="0" distB="0" distL="0" distR="0" wp14:anchorId="710B96C1" wp14:editId="025B81BB">
+            <wp:extent cx="4076700" cy="3390900"/>
+            <wp:effectExtent l="0" t="0" r="0" b="0"/>
+            <wp:docPr id="554509519" name="Picture 1" descr="The image depicts a graph showing the amplitude of a message signal, AM signal, VSB signal, and their demodulated output over time.&#10;&#10;AI-generated content may be incorrect."/>
+            <wp:cNvGraphicFramePr>
+              <a:graphicFrameLocks xmlns:a="http://schemas.openxmlformats.org/drawingml/2006/main" noChangeAspect="1"/>
+            </wp:cNvGraphicFramePr>
+            <a:graphic xmlns:a="http://schemas.openxmlformats.org/drawingml/2006/main">
+              <a:graphicData uri="http://schemas.openxmlformats.org/drawingml/2006/picture">
+                <pic:pic xmlns:pic="http://schemas.openxmlformats.org/drawingml/2006/picture">
+                  <pic:nvPicPr>
+                    <pic:cNvPr id="554509519" name="Picture 1" descr="The image depicts a graph showing the amplitude of a message signal, AM signal, VSB signal, and their demodulated output over time.&#10;&#10;AI-generated content may be incorrect."/>
+                    <pic:cNvPicPr/>
+                  </pic:nvPicPr>
+                  <pic:blipFill>
+                    <a:blip r:embed="rId4"/>
+                    <a:stretch>
+                      <a:fillRect/>
+                    </a:stretch>
+                  </pic:blipFill>
+                  <pic:spPr>
+                    <a:xfrm>
+                      <a:off x="0" y="0"/>
+                      <a:ext cx="4077269" cy="3391373"/>
+                    </a:xfrm>
+                    <a:prstGeom prst="rect">
+                      <a:avLst/>
+                    </a:prstGeom>
+                  </pic:spPr>
+                </pic:pic>
+              </a:graphicData>
+            </a:graphic>
+          </wp:inline>
+        </w:drawing>
+      </w:r>
+    </w:p>
+    <w:p>
+      <w:pPr>
+        <w:rPr>
+          <w:rFonts w:ascii="Times New Roman" w:hAnsi="Times New Roman" w:cs="Times New Roman"/>
+          <w:sz w:val="28"/>
+          <w:szCs w:val="28"/>
+          <w:lang w:val="en-US"/>
+        </w:rPr>
+      </w:pPr>
+    </w:p>
+    <w:p>
+      <w:pPr>
+        <w:rPr>
+          <w:sz w:val="28"/>
+          <w:szCs w:val="28"/>
+        </w:rPr>
+      </w:pPr>
+      <w:r>
+        <w:rPr>
+          <w:noProof/>
           <w:sz w:val="28"/>
           <w:szCs w:val="28"/>
         </w:rPr>
@@ -1630,7 +1203,7 @@
                     </pic:cNvPicPr>
                   </pic:nvPicPr>
                   <pic:blipFill>
-                    <a:blip r:embed="rId4" cstate="print">
+                    <a:blip r:embed="rId5" cstate="print">
                       <a:extLst>
                         <a:ext uri="{28A0092B-C50C-407E-A947-70E740481C1C}">
                           <a14:useLocalDpi xmlns:a14="http://schemas.microsoft.com/office/drawing/2010/main" val="0"/>
@@ -2284,6 +1857,7 @@
   <w:style w:type="character" w:default="1" w:styleId="DefaultParagraphFont">
     <w:name w:val="Default Paragraph Font"/>
     <w:uiPriority w:val="1"/>
+    <w:semiHidden/>
     <w:unhideWhenUsed/>
   </w:style>
   <w:style w:type="table" w:default="1" w:styleId="TableNormal">
